--- a/docs/posts/uscensus-dashboard/index.docx
+++ b/docs/posts/uscensus-dashboard/index.docx
@@ -60,7 +60,7 @@
         </w:p>
       </w:sdtContent>
     </w:sdt>
-    <w:bookmarkStart w:id="20" w:name="introduction"/>
+    <w:bookmarkStart w:id="9" w:name="introduction"/>
     <w:p>
       <w:pPr>
         <w:pStyle w:val="Heading2"/>
@@ -154,8 +154,8 @@
         <w:t xml:space="preserve">This post walks through the development process, key technical decisions, and lessons learned while building this data exploration tool.</w:t>
       </w:r>
     </w:p>
-    <w:bookmarkEnd w:id="20"/>
-    <w:bookmarkStart w:id="22" w:name="project-overview"/>
+    <w:bookmarkEnd w:id="9"/>
+    <w:bookmarkStart w:id="11" w:name="project-overview"/>
     <w:p>
       <w:pPr>
         <w:pStyle w:val="Heading2"/>
@@ -249,7 +249,7 @@
       <w:r>
         <w:t xml:space="preserve"> </w:t>
       </w:r>
-      <w:hyperlink r:id="rId21">
+      <w:hyperlink r:id="rId10">
         <w:r>
           <w:rPr>
             <w:rStyle w:val="Hyperlink"/>
@@ -258,8 +258,8 @@
         </w:r>
       </w:hyperlink>
     </w:p>
-    <w:bookmarkEnd w:id="22"/>
-    <w:bookmarkStart w:id="25" w:name="technical-architecture"/>
+    <w:bookmarkEnd w:id="11"/>
+    <w:bookmarkStart w:id="14" w:name="technical-architecture"/>
     <w:p>
       <w:pPr>
         <w:pStyle w:val="Heading2"/>
@@ -268,7 +268,7 @@
         <w:t xml:space="preserve">3 Technical Architecture</w:t>
       </w:r>
     </w:p>
-    <w:bookmarkStart w:id="23" w:name="core-dependencies"/>
+    <w:bookmarkStart w:id="12" w:name="core-dependencies"/>
     <w:p>
       <w:pPr>
         <w:pStyle w:val="Heading3"/>
@@ -491,8 +491,8 @@
         <w:t xml:space="preserve"># Interactive data tables</w:t>
       </w:r>
     </w:p>
-    <w:bookmarkEnd w:id="23"/>
-    <w:bookmarkStart w:id="24" w:name="application-structure"/>
+    <w:bookmarkEnd w:id="12"/>
+    <w:bookmarkStart w:id="13" w:name="application-structure"/>
     <w:p>
       <w:pPr>
         <w:pStyle w:val="Heading3"/>
@@ -682,9 +682,9 @@
         <w:t xml:space="preserve">(...)</w:t>
       </w:r>
     </w:p>
-    <w:bookmarkEnd w:id="24"/>
-    <w:bookmarkEnd w:id="25"/>
-    <w:bookmarkStart w:id="29" w:name="data-source-integration"/>
+    <w:bookmarkEnd w:id="13"/>
+    <w:bookmarkEnd w:id="14"/>
+    <w:bookmarkStart w:id="18" w:name="data-source-integration"/>
     <w:p>
       <w:pPr>
         <w:pStyle w:val="Heading2"/>
@@ -693,7 +693,7 @@
         <w:t xml:space="preserve">4 Data Source Integration</w:t>
       </w:r>
     </w:p>
-    <w:bookmarkStart w:id="26" w:name="american-community-survey-acs"/>
+    <w:bookmarkStart w:id="15" w:name="american-community-survey-acs"/>
     <w:p>
       <w:pPr>
         <w:pStyle w:val="Heading3"/>
@@ -1168,8 +1168,8 @@
         <w:t xml:space="preserve">: The interface maintains proper geographic relationships, with county options updating based on state selection.</w:t>
       </w:r>
     </w:p>
-    <w:bookmarkEnd w:id="26"/>
-    <w:bookmarkStart w:id="27" w:name="decennial-census"/>
+    <w:bookmarkEnd w:id="15"/>
+    <w:bookmarkStart w:id="16" w:name="decennial-census"/>
     <w:p>
       <w:pPr>
         <w:pStyle w:val="Heading3"/>
@@ -1201,8 +1201,8 @@
         <w:t xml:space="preserve">: Since Decennial Census has fewer variables than ACS, the interface emphasizes ease of use while maintaining the same interaction patterns.</w:t>
       </w:r>
     </w:p>
-    <w:bookmarkEnd w:id="27"/>
-    <w:bookmarkStart w:id="28" w:name="X99c185a6a3e37324524410541b9237c4c481b32"/>
+    <w:bookmarkEnd w:id="16"/>
+    <w:bookmarkStart w:id="17" w:name="X99c185a6a3e37324524410541b9237c4c481b32"/>
     <w:p>
       <w:pPr>
         <w:pStyle w:val="Heading3"/>
@@ -1671,9 +1671,9 @@
         <w:t xml:space="preserve">})</w:t>
       </w:r>
     </w:p>
-    <w:bookmarkEnd w:id="28"/>
-    <w:bookmarkEnd w:id="29"/>
-    <w:bookmarkStart w:id="32" w:name="interactive-mapping"/>
+    <w:bookmarkEnd w:id="17"/>
+    <w:bookmarkEnd w:id="18"/>
+    <w:bookmarkStart w:id="21" w:name="interactive-mapping"/>
     <w:p>
       <w:pPr>
         <w:pStyle w:val="Heading2"/>
@@ -1682,7 +1682,7 @@
         <w:t xml:space="preserve">5 Interactive Mapping</w:t>
       </w:r>
     </w:p>
-    <w:bookmarkStart w:id="30" w:name="base-map-configuration"/>
+    <w:bookmarkStart w:id="19" w:name="base-map-configuration"/>
     <w:p>
       <w:pPr>
         <w:pStyle w:val="Heading3"/>
@@ -1950,8 +1950,8 @@
         <w:t xml:space="preserve">was selected for its clean design and good contrast with overlay data, though the code structure allows for easy switching between provider tiles.</w:t>
       </w:r>
     </w:p>
-    <w:bookmarkEnd w:id="30"/>
-    <w:bookmarkStart w:id="31" w:name="dynamic-geographic-focus"/>
+    <w:bookmarkEnd w:id="19"/>
+    <w:bookmarkStart w:id="20" w:name="dynamic-geographic-focus"/>
     <w:p>
       <w:pPr>
         <w:pStyle w:val="Heading3"/>
@@ -2417,9 +2417,9 @@
         <w:t xml:space="preserve">})</w:t>
       </w:r>
     </w:p>
-    <w:bookmarkEnd w:id="31"/>
-    <w:bookmarkEnd w:id="32"/>
-    <w:bookmarkStart w:id="35" w:name="data-export-functionality"/>
+    <w:bookmarkEnd w:id="20"/>
+    <w:bookmarkEnd w:id="21"/>
+    <w:bookmarkStart w:id="24" w:name="data-export-functionality"/>
     <w:p>
       <w:pPr>
         <w:pStyle w:val="Heading2"/>
@@ -2428,7 +2428,7 @@
         <w:t xml:space="preserve">6 Data Export Functionality</w:t>
       </w:r>
     </w:p>
-    <w:bookmarkStart w:id="33" w:name="flexible-format-support"/>
+    <w:bookmarkStart w:id="22" w:name="flexible-format-support"/>
     <w:p>
       <w:pPr>
         <w:pStyle w:val="Heading3"/>
@@ -3037,8 +3037,8 @@
         <w:t xml:space="preserve">)</w:t>
       </w:r>
     </w:p>
-    <w:bookmarkEnd w:id="33"/>
-    <w:bookmarkStart w:id="34" w:name="custom-shapefile-export"/>
+    <w:bookmarkEnd w:id="22"/>
+    <w:bookmarkStart w:id="23" w:name="custom-shapefile-export"/>
     <w:p>
       <w:pPr>
         <w:pStyle w:val="Heading3"/>
@@ -3480,9 +3480,9 @@
         <w:t xml:space="preserve">}</w:t>
       </w:r>
     </w:p>
-    <w:bookmarkEnd w:id="34"/>
-    <w:bookmarkEnd w:id="35"/>
-    <w:bookmarkStart w:id="39" w:name="user-experience-considerations"/>
+    <w:bookmarkEnd w:id="23"/>
+    <w:bookmarkEnd w:id="24"/>
+    <w:bookmarkStart w:id="28" w:name="user-experience-considerations"/>
     <w:p>
       <w:pPr>
         <w:pStyle w:val="Heading2"/>
@@ -3491,7 +3491,7 @@
         <w:t xml:space="preserve">7 User Experience Considerations</w:t>
       </w:r>
     </w:p>
-    <w:bookmarkStart w:id="36" w:name="variable-selection-interface"/>
+    <w:bookmarkStart w:id="25" w:name="variable-selection-interface"/>
     <w:p>
       <w:pPr>
         <w:pStyle w:val="Heading3"/>
@@ -3761,8 +3761,8 @@
         <w:t xml:space="preserve">This approach allows users to browse thousands of variables efficiently while maintaining a clean main interface.</w:t>
       </w:r>
     </w:p>
-    <w:bookmarkEnd w:id="36"/>
-    <w:bookmarkStart w:id="37" w:name="responsive-geographic-selection"/>
+    <w:bookmarkEnd w:id="25"/>
+    <w:bookmarkStart w:id="26" w:name="responsive-geographic-selection"/>
     <w:p>
       <w:pPr>
         <w:pStyle w:val="Heading3"/>
@@ -3779,8 +3779,8 @@
         <w:t xml:space="preserve">The cascading geographic selection (State → County → Geographic Level) follows familiar patterns while enforcing data availability constraints.</w:t>
       </w:r>
     </w:p>
-    <w:bookmarkEnd w:id="37"/>
-    <w:bookmarkStart w:id="38" w:name="progress-feedback"/>
+    <w:bookmarkEnd w:id="26"/>
+    <w:bookmarkStart w:id="27" w:name="progress-feedback"/>
     <w:p>
       <w:pPr>
         <w:pStyle w:val="Heading3"/>
@@ -3797,9 +3797,9 @@
         <w:t xml:space="preserve">API calls can take several seconds, so the interface provides clear feedback through action buttons and conditional panels that appear after data is loaded.</w:t>
       </w:r>
     </w:p>
-    <w:bookmarkEnd w:id="38"/>
-    <w:bookmarkEnd w:id="39"/>
-    <w:bookmarkStart w:id="42" w:name="performance-optimizations"/>
+    <w:bookmarkEnd w:id="27"/>
+    <w:bookmarkEnd w:id="28"/>
+    <w:bookmarkStart w:id="31" w:name="performance-optimizations"/>
     <w:p>
       <w:pPr>
         <w:pStyle w:val="Heading2"/>
@@ -3808,7 +3808,7 @@
         <w:t xml:space="preserve">8 Performance Optimizations</w:t>
       </w:r>
     </w:p>
-    <w:bookmarkStart w:id="40" w:name="caching-strategy"/>
+    <w:bookmarkStart w:id="29" w:name="caching-strategy"/>
     <w:p>
       <w:pPr>
         <w:pStyle w:val="Heading3"/>
@@ -3917,8 +3917,8 @@
         <w:t xml:space="preserve">Caching is enabled for static data like geographic boundaries and variable definitions, significantly reducing load times for repeat users.</w:t>
       </w:r>
     </w:p>
-    <w:bookmarkEnd w:id="40"/>
-    <w:bookmarkStart w:id="41" w:name="data-processing-efficiency"/>
+    <w:bookmarkEnd w:id="29"/>
+    <w:bookmarkStart w:id="30" w:name="data-processing-efficiency"/>
     <w:p>
       <w:pPr>
         <w:pStyle w:val="Heading3"/>
@@ -4108,9 +4108,9 @@
         <w:t xml:space="preserve"># Clean estimate column names</w:t>
       </w:r>
     </w:p>
-    <w:bookmarkEnd w:id="41"/>
-    <w:bookmarkEnd w:id="42"/>
-    <w:bookmarkStart w:id="45" w:name="deployment-considerations"/>
+    <w:bookmarkEnd w:id="30"/>
+    <w:bookmarkEnd w:id="31"/>
+    <w:bookmarkStart w:id="34" w:name="deployment-considerations"/>
     <w:p>
       <w:pPr>
         <w:pStyle w:val="Heading2"/>
@@ -4119,7 +4119,7 @@
         <w:t xml:space="preserve">9 Deployment Considerations</w:t>
       </w:r>
     </w:p>
-    <w:bookmarkStart w:id="43" w:name="api-key-management"/>
+    <w:bookmarkStart w:id="32" w:name="api-key-management"/>
     <w:p>
       <w:pPr>
         <w:pStyle w:val="Heading3"/>
@@ -4172,8 +4172,8 @@
         <w:t xml:space="preserve">Easy deployment across different environments</w:t>
       </w:r>
     </w:p>
-    <w:bookmarkEnd w:id="43"/>
-    <w:bookmarkStart w:id="44" w:name="error-handling"/>
+    <w:bookmarkEnd w:id="32"/>
+    <w:bookmarkStart w:id="33" w:name="error-handling"/>
     <w:p>
       <w:pPr>
         <w:pStyle w:val="Heading3"/>
@@ -4290,9 +4290,9 @@
         <w:t xml:space="preserve">function ensures all required inputs are available before processing.</w:t>
       </w:r>
     </w:p>
-    <w:bookmarkEnd w:id="44"/>
-    <w:bookmarkEnd w:id="45"/>
-    <w:bookmarkStart w:id="46" w:name="future-enhancements"/>
+    <w:bookmarkEnd w:id="33"/>
+    <w:bookmarkEnd w:id="34"/>
+    <w:bookmarkStart w:id="35" w:name="future-enhancements"/>
     <w:p>
       <w:pPr>
         <w:pStyle w:val="Heading2"/>
@@ -4407,8 +4407,8 @@
         <w:t xml:space="preserve">: Direct connection to external GIS platforms</w:t>
       </w:r>
     </w:p>
-    <w:bookmarkEnd w:id="46"/>
-    <w:bookmarkStart w:id="48" w:name="conclusion"/>
+    <w:bookmarkEnd w:id="35"/>
+    <w:bookmarkStart w:id="37" w:name="conclusion"/>
     <w:p>
       <w:pPr>
         <w:pStyle w:val="Heading2"/>
@@ -4462,7 +4462,7 @@
       <w:r>
         <w:t xml:space="preserve"> </w:t>
       </w:r>
-      <w:hyperlink r:id="rId47">
+      <w:hyperlink r:id="rId36">
         <w:r>
           <w:rPr>
             <w:rStyle w:val="Hyperlink"/>
@@ -4471,7 +4471,7 @@
         </w:r>
       </w:hyperlink>
     </w:p>
-    <w:bookmarkEnd w:id="48"/>
+    <w:bookmarkEnd w:id="37"/>
     <w:sectPr>
       <w:footnotePr>
         <w:numRestart w:val="eachSect"/>
@@ -4711,10 +4711,10 @@
   <w:docDefaults>
     <w:rPrDefault>
       <w:rPr>
-        <w:rFonts w:asciiTheme="minorHAnsi" w:cstheme="minorBidi" w:eastAsiaTheme="minorHAnsi" w:hAnsiTheme="minorHAnsi"/>
+        <w:rFonts w:asciiTheme="minorHAnsi" w:cstheme="minorBidi" w:eastAsiaTheme="minorEastAsia" w:hAnsiTheme="minorHAnsi"/>
         <w:sz w:val="24"/>
         <w:szCs w:val="24"/>
-        <w:lang w:bidi="ar-SA" w:eastAsia="en-US" w:val="en-US"/>
+        <w:lang w:bidi="ar-SA" w:eastAsia="zh-CN" w:val="en-US"/>
       </w:rPr>
     </w:rPrDefault>
     <w:pPrDefault>
@@ -5255,13 +5255,6 @@
       </w:tblCellMar>
     </w:tblPr>
     <w:tblStylePr w:type="firstRow">
-      <w:tblPr>
-        <w:jc w:val="left"/>
-        <w:tblInd w:type="dxa" w:w="0"/>
-      </w:tblPr>
-      <w:trPr>
-        <w:jc w:val="left"/>
-      </w:trPr>
       <w:tcPr>
         <w:tcBorders>
           <w:bottom w:val="single"/>
